--- a/docs/downloads/البشير-بالخلاص-في-المسيح-1854/العالم-والكنيسة/doc_0601.docx
+++ b/docs/downloads/البشير-بالخلاص-في-المسيح-1854/العالم-والكنيسة/doc_0601.docx
@@ -21,77 +21,47 @@
           <w:rtl/>
           <w:lang w:bidi="ar-AE"/>
         </w:rPr>
-        <w:t>أفكار</w:t>
-      </w:r>
-      <w:r>
-        <w:rPr>
-          <w:rFonts w:ascii="Sakkal Majalla" w:hAnsi="Sakkal Majalla" w:cs="Sakkal Majalla"/>
-          <w:sz w:val="28"/>
-          <w:szCs w:val="28"/>
-          <w:rtl/>
-          <w:lang w:bidi="ar-AE"/>
-        </w:rPr>
-        <w:t xml:space="preserve"> </w:t>
-      </w:r>
-      <w:r>
-        <w:rPr>
-          <w:rFonts w:ascii="Sakkal Majalla" w:hAnsi="Sakkal Majalla" w:cs="Sakkal Majalla" w:hint="cs"/>
-          <w:sz w:val="28"/>
-          <w:szCs w:val="28"/>
-          <w:rtl/>
-          <w:lang w:bidi="ar-AE"/>
-        </w:rPr>
-        <w:t>حول</w:t>
-      </w:r>
-      <w:r>
-        <w:rPr>
-          <w:rFonts w:ascii="Sakkal Majalla" w:hAnsi="Sakkal Majalla" w:cs="Sakkal Majalla"/>
-          <w:sz w:val="28"/>
-          <w:szCs w:val="28"/>
-          <w:rtl/>
-          <w:lang w:bidi="ar-AE"/>
-        </w:rPr>
-        <w:t xml:space="preserve"> 1.</w:t>
-      </w:r>
-      <w:r>
-        <w:rPr>
-          <w:rFonts w:ascii="Sakkal Majalla" w:hAnsi="Sakkal Majalla" w:cs="Sakkal Majalla" w:hint="cs"/>
-          <w:sz w:val="28"/>
-          <w:szCs w:val="28"/>
-          <w:rtl/>
-          <w:lang w:bidi="ar-AE"/>
-        </w:rPr>
-        <w:t>صموئيل</w:t>
-      </w:r>
-      <w:r>
-        <w:rPr>
-          <w:rFonts w:ascii="Sakkal Majalla" w:hAnsi="Sakkal Majalla" w:cs="Sakkal Majalla"/>
-          <w:sz w:val="28"/>
-          <w:szCs w:val="28"/>
-          <w:rtl/>
-          <w:lang w:bidi="ar-AE"/>
-        </w:rPr>
-        <w:t xml:space="preserve"> 1</w:t>
-      </w:r>
-      <w:r>
-        <w:rPr>
-          <w:rFonts w:ascii="Sakkal Majalla" w:hAnsi="Sakkal Majalla" w:cs="Sakkal Majalla" w:hint="cs"/>
-          <w:sz w:val="28"/>
-          <w:szCs w:val="28"/>
-          <w:rtl/>
-          <w:lang w:bidi="ar-AE"/>
-        </w:rPr>
-        <w:t xml:space="preserve"> :</w:t>
-      </w:r>
-      <w:r>
-        <w:rPr>
-          <w:rFonts w:ascii="Sakkal Majalla" w:hAnsi="Sakkal Majalla" w:cs="Sakkal Majalla"/>
-          <w:sz w:val="28"/>
-          <w:szCs w:val="28"/>
-          <w:rtl/>
-          <w:lang w:bidi="ar-AE"/>
-        </w:rPr>
-        <w:t>2</w:t>
+        <w:t>اسلكوا</w:t>
+      </w:r>
+      <w:r>
+        <w:rPr>
+          <w:rFonts w:ascii="Sakkal Majalla" w:hAnsi="Sakkal Majalla" w:cs="Sakkal Majalla"/>
+          <w:sz w:val="28"/>
+          <w:szCs w:val="28"/>
+          <w:rtl/>
+          <w:lang w:bidi="ar-AE"/>
+        </w:rPr>
+        <w:t xml:space="preserve"> </w:t>
+      </w:r>
+      <w:r>
+        <w:rPr>
+          <w:rFonts w:ascii="Sakkal Majalla" w:hAnsi="Sakkal Majalla" w:cs="Sakkal Majalla" w:hint="cs"/>
+          <w:sz w:val="28"/>
+          <w:szCs w:val="28"/>
+          <w:rtl/>
+          <w:lang w:bidi="ar-AE"/>
+        </w:rPr>
+        <w:t>في</w:t>
+      </w:r>
+      <w:r>
+        <w:rPr>
+          <w:rFonts w:ascii="Sakkal Majalla" w:hAnsi="Sakkal Majalla" w:cs="Sakkal Majalla"/>
+          <w:sz w:val="28"/>
+          <w:szCs w:val="28"/>
+          <w:rtl/>
+          <w:lang w:bidi="ar-AE"/>
+        </w:rPr>
+        <w:t xml:space="preserve"> </w:t>
+      </w:r>
+      <w:r>
+        <w:rPr>
+          <w:rFonts w:ascii="Sakkal Majalla" w:hAnsi="Sakkal Majalla" w:cs="Sakkal Majalla" w:hint="cs"/>
+          <w:sz w:val="28"/>
+          <w:szCs w:val="28"/>
+          <w:rtl/>
+          <w:lang w:bidi="ar-AE"/>
+        </w:rPr>
+        <w:t>محبة</w:t>
       </w:r>
     </w:p>
     <w:p>
@@ -113,97 +83,317 @@
           <w:rtl/>
           <w:lang w:bidi="ar-AE"/>
         </w:rPr>
-        <w:t>يبدو</w:t>
-      </w:r>
-      <w:r>
-        <w:rPr>
-          <w:rFonts w:ascii="Sakkal Majalla" w:hAnsi="Sakkal Majalla" w:cs="Sakkal Majalla"/>
-          <w:sz w:val="28"/>
-          <w:szCs w:val="28"/>
-          <w:rtl/>
-          <w:lang w:bidi="ar-AE"/>
-        </w:rPr>
-        <w:t xml:space="preserve"> </w:t>
-      </w:r>
-      <w:r>
-        <w:rPr>
-          <w:rFonts w:ascii="Sakkal Majalla" w:hAnsi="Sakkal Majalla" w:cs="Sakkal Majalla" w:hint="cs"/>
-          <w:sz w:val="28"/>
-          <w:szCs w:val="28"/>
-          <w:rtl/>
-          <w:lang w:bidi="ar-AE"/>
-        </w:rPr>
-        <w:t>لنا</w:t>
-      </w:r>
-      <w:r>
-        <w:rPr>
-          <w:rFonts w:ascii="Sakkal Majalla" w:hAnsi="Sakkal Majalla" w:cs="Sakkal Majalla"/>
-          <w:sz w:val="28"/>
-          <w:szCs w:val="28"/>
-          <w:rtl/>
-          <w:lang w:bidi="ar-AE"/>
-        </w:rPr>
-        <w:t xml:space="preserve"> </w:t>
-      </w:r>
-      <w:r>
-        <w:rPr>
-          <w:rFonts w:ascii="Sakkal Majalla" w:hAnsi="Sakkal Majalla" w:cs="Sakkal Majalla" w:hint="cs"/>
-          <w:sz w:val="28"/>
-          <w:szCs w:val="28"/>
-          <w:rtl/>
-          <w:lang w:bidi="ar-AE"/>
-        </w:rPr>
-        <w:t xml:space="preserve">أن </w:t>
-      </w:r>
-      <w:r>
-        <w:rPr>
-          <w:rFonts w:ascii="Sakkal Majalla" w:hAnsi="Sakkal Majalla" w:cs="Sakkal Majalla" w:hint="cs"/>
-          <w:sz w:val="28"/>
-          <w:szCs w:val="28"/>
-          <w:rtl/>
-          <w:lang w:bidi="ar-AE"/>
-        </w:rPr>
-        <w:t xml:space="preserve">الذي قيل عن إلقانا </w:t>
-      </w:r>
-      <w:r>
-        <w:rPr>
-          <w:rFonts w:ascii="Sakkal Majalla" w:hAnsi="Sakkal Majalla" w:cs="Sakkal Majalla" w:hint="cs"/>
-          <w:sz w:val="28"/>
-          <w:szCs w:val="28"/>
-          <w:rtl/>
-          <w:lang w:bidi="ar-AE"/>
-        </w:rPr>
-        <w:t>الذي</w:t>
-      </w:r>
-      <w:r>
-        <w:rPr>
-          <w:rFonts w:ascii="Sakkal Majalla" w:hAnsi="Sakkal Majalla" w:cs="Sakkal Majalla" w:hint="cs"/>
-          <w:sz w:val="28"/>
-          <w:szCs w:val="28"/>
-          <w:rtl/>
-          <w:lang w:bidi="ar-AE"/>
-        </w:rPr>
-        <w:t xml:space="preserve"> كان لديه امرأتان </w:t>
-      </w:r>
-      <w:r>
-        <w:rPr>
-          <w:rFonts w:ascii="Sakkal Majalla" w:hAnsi="Sakkal Majalla" w:cs="Sakkal Majalla" w:hint="cs"/>
-          <w:sz w:val="28"/>
-          <w:szCs w:val="28"/>
-          <w:rtl/>
-          <w:lang w:bidi="ar-AE"/>
-        </w:rPr>
-        <w:t>هو</w:t>
-      </w:r>
-      <w:r>
-        <w:rPr>
-          <w:rFonts w:ascii="Sakkal Majalla" w:hAnsi="Sakkal Majalla" w:cs="Sakkal Majalla" w:hint="cs"/>
-          <w:sz w:val="28"/>
-          <w:szCs w:val="28"/>
-          <w:rtl/>
-          <w:lang w:bidi="ar-AE"/>
-        </w:rPr>
-        <w:t xml:space="preserve"> مثال عن المسيح والتدبيرين (إسرائيل والكنيسة). حنة تمثل اليهود، الذين قُبلوا من جديد في مراحم؛ فننة تمثل الأمم كمَن وُضعت جانبًا. هذا يمكننا تمييزه في تسبحة حنة النبوية.</w:t>
+        <w:t>"</w:t>
+      </w:r>
+      <w:r>
+        <w:rPr>
+          <w:rFonts w:ascii="Sakkal Majalla" w:hAnsi="Sakkal Majalla" w:cs="Sakkal Majalla" w:hint="cs"/>
+          <w:sz w:val="28"/>
+          <w:szCs w:val="28"/>
+          <w:rtl/>
+          <w:lang w:bidi="ar-AE"/>
+        </w:rPr>
+        <w:t>وَاسْلُكُوا</w:t>
+      </w:r>
+      <w:r>
+        <w:rPr>
+          <w:rFonts w:ascii="Sakkal Majalla" w:hAnsi="Sakkal Majalla" w:cs="Sakkal Majalla"/>
+          <w:sz w:val="28"/>
+          <w:szCs w:val="28"/>
+          <w:rtl/>
+          <w:lang w:bidi="ar-AE"/>
+        </w:rPr>
+        <w:t xml:space="preserve"> </w:t>
+      </w:r>
+      <w:r>
+        <w:rPr>
+          <w:rFonts w:ascii="Sakkal Majalla" w:hAnsi="Sakkal Majalla" w:cs="Sakkal Majalla" w:hint="cs"/>
+          <w:sz w:val="28"/>
+          <w:szCs w:val="28"/>
+          <w:rtl/>
+          <w:lang w:bidi="ar-AE"/>
+        </w:rPr>
+        <w:t>فِي</w:t>
+      </w:r>
+      <w:r>
+        <w:rPr>
+          <w:rFonts w:ascii="Sakkal Majalla" w:hAnsi="Sakkal Majalla" w:cs="Sakkal Majalla"/>
+          <w:sz w:val="28"/>
+          <w:szCs w:val="28"/>
+          <w:rtl/>
+          <w:lang w:bidi="ar-AE"/>
+        </w:rPr>
+        <w:t xml:space="preserve"> </w:t>
+      </w:r>
+      <w:r>
+        <w:rPr>
+          <w:rFonts w:ascii="Sakkal Majalla" w:hAnsi="Sakkal Majalla" w:cs="Sakkal Majalla" w:hint="cs"/>
+          <w:sz w:val="28"/>
+          <w:szCs w:val="28"/>
+          <w:rtl/>
+          <w:lang w:bidi="ar-AE"/>
+        </w:rPr>
+        <w:t>الْمَحَبَّةِ</w:t>
+      </w:r>
+      <w:r>
+        <w:rPr>
+          <w:rFonts w:ascii="Sakkal Majalla" w:hAnsi="Sakkal Majalla" w:cs="Sakkal Majalla"/>
+          <w:sz w:val="28"/>
+          <w:szCs w:val="28"/>
+          <w:rtl/>
+          <w:lang w:bidi="ar-AE"/>
+        </w:rPr>
+        <w:t xml:space="preserve"> </w:t>
+      </w:r>
+      <w:r>
+        <w:rPr>
+          <w:rFonts w:ascii="Sakkal Majalla" w:hAnsi="Sakkal Majalla" w:cs="Sakkal Majalla" w:hint="cs"/>
+          <w:sz w:val="28"/>
+          <w:szCs w:val="28"/>
+          <w:rtl/>
+          <w:lang w:bidi="ar-AE"/>
+        </w:rPr>
+        <w:t>كَمَا</w:t>
+      </w:r>
+      <w:r>
+        <w:rPr>
+          <w:rFonts w:ascii="Sakkal Majalla" w:hAnsi="Sakkal Majalla" w:cs="Sakkal Majalla"/>
+          <w:sz w:val="28"/>
+          <w:szCs w:val="28"/>
+          <w:rtl/>
+          <w:lang w:bidi="ar-AE"/>
+        </w:rPr>
+        <w:t xml:space="preserve"> </w:t>
+      </w:r>
+      <w:r>
+        <w:rPr>
+          <w:rFonts w:ascii="Sakkal Majalla" w:hAnsi="Sakkal Majalla" w:cs="Sakkal Majalla" w:hint="cs"/>
+          <w:sz w:val="28"/>
+          <w:szCs w:val="28"/>
+          <w:rtl/>
+          <w:lang w:bidi="ar-AE"/>
+        </w:rPr>
+        <w:t>أَحَبَّنَا</w:t>
+      </w:r>
+      <w:r>
+        <w:rPr>
+          <w:rFonts w:ascii="Sakkal Majalla" w:hAnsi="Sakkal Majalla" w:cs="Sakkal Majalla"/>
+          <w:sz w:val="28"/>
+          <w:szCs w:val="28"/>
+          <w:rtl/>
+          <w:lang w:bidi="ar-AE"/>
+        </w:rPr>
+        <w:t xml:space="preserve"> </w:t>
+      </w:r>
+      <w:r>
+        <w:rPr>
+          <w:rFonts w:ascii="Sakkal Majalla" w:hAnsi="Sakkal Majalla" w:cs="Sakkal Majalla" w:hint="cs"/>
+          <w:sz w:val="28"/>
+          <w:szCs w:val="28"/>
+          <w:rtl/>
+          <w:lang w:bidi="ar-AE"/>
+        </w:rPr>
+        <w:t>الْمَسِيحُ</w:t>
+      </w:r>
+      <w:r>
+        <w:rPr>
+          <w:rFonts w:ascii="Sakkal Majalla" w:hAnsi="Sakkal Majalla" w:cs="Sakkal Majalla"/>
+          <w:sz w:val="28"/>
+          <w:szCs w:val="28"/>
+          <w:rtl/>
+          <w:lang w:bidi="ar-AE"/>
+        </w:rPr>
+        <w:t xml:space="preserve"> </w:t>
+      </w:r>
+      <w:r>
+        <w:rPr>
+          <w:rFonts w:ascii="Sakkal Majalla" w:hAnsi="Sakkal Majalla" w:cs="Sakkal Majalla" w:hint="cs"/>
+          <w:sz w:val="28"/>
+          <w:szCs w:val="28"/>
+          <w:rtl/>
+          <w:lang w:bidi="ar-AE"/>
+        </w:rPr>
+        <w:t>أَيْضًا</w:t>
+      </w:r>
+      <w:r>
+        <w:rPr>
+          <w:rFonts w:ascii="Sakkal Majalla" w:hAnsi="Sakkal Majalla" w:cs="Sakkal Majalla"/>
+          <w:sz w:val="28"/>
+          <w:szCs w:val="28"/>
+          <w:rtl/>
+          <w:lang w:bidi="ar-AE"/>
+        </w:rPr>
+        <w:t xml:space="preserve"> </w:t>
+      </w:r>
+      <w:r>
+        <w:rPr>
+          <w:rFonts w:ascii="Sakkal Majalla" w:hAnsi="Sakkal Majalla" w:cs="Sakkal Majalla" w:hint="cs"/>
+          <w:sz w:val="28"/>
+          <w:szCs w:val="28"/>
+          <w:rtl/>
+          <w:lang w:bidi="ar-AE"/>
+        </w:rPr>
+        <w:t>وَأَسْلَمَ</w:t>
+      </w:r>
+      <w:r>
+        <w:rPr>
+          <w:rFonts w:ascii="Sakkal Majalla" w:hAnsi="Sakkal Majalla" w:cs="Sakkal Majalla"/>
+          <w:sz w:val="28"/>
+          <w:szCs w:val="28"/>
+          <w:rtl/>
+          <w:lang w:bidi="ar-AE"/>
+        </w:rPr>
+        <w:t xml:space="preserve"> </w:t>
+      </w:r>
+      <w:r>
+        <w:rPr>
+          <w:rFonts w:ascii="Sakkal Majalla" w:hAnsi="Sakkal Majalla" w:cs="Sakkal Majalla" w:hint="cs"/>
+          <w:sz w:val="28"/>
+          <w:szCs w:val="28"/>
+          <w:rtl/>
+          <w:lang w:bidi="ar-AE"/>
+        </w:rPr>
+        <w:t>نَفْسَهُ</w:t>
+      </w:r>
+      <w:r>
+        <w:rPr>
+          <w:rFonts w:ascii="Sakkal Majalla" w:hAnsi="Sakkal Majalla" w:cs="Sakkal Majalla"/>
+          <w:sz w:val="28"/>
+          <w:szCs w:val="28"/>
+          <w:rtl/>
+          <w:lang w:bidi="ar-AE"/>
+        </w:rPr>
+        <w:t xml:space="preserve"> </w:t>
+      </w:r>
+      <w:r>
+        <w:rPr>
+          <w:rFonts w:ascii="Sakkal Majalla" w:hAnsi="Sakkal Majalla" w:cs="Sakkal Majalla" w:hint="cs"/>
+          <w:sz w:val="28"/>
+          <w:szCs w:val="28"/>
+          <w:rtl/>
+          <w:lang w:bidi="ar-AE"/>
+        </w:rPr>
+        <w:t>لأَجْلِنَا،</w:t>
+      </w:r>
+      <w:r>
+        <w:rPr>
+          <w:rFonts w:ascii="Sakkal Majalla" w:hAnsi="Sakkal Majalla" w:cs="Sakkal Majalla"/>
+          <w:sz w:val="28"/>
+          <w:szCs w:val="28"/>
+          <w:rtl/>
+          <w:lang w:bidi="ar-AE"/>
+        </w:rPr>
+        <w:t xml:space="preserve"> </w:t>
+      </w:r>
+      <w:r>
+        <w:rPr>
+          <w:rFonts w:ascii="Sakkal Majalla" w:hAnsi="Sakkal Majalla" w:cs="Sakkal Majalla" w:hint="cs"/>
+          <w:sz w:val="28"/>
+          <w:szCs w:val="28"/>
+          <w:rtl/>
+          <w:lang w:bidi="ar-AE"/>
+        </w:rPr>
+        <w:t>قُرْبَانًا</w:t>
+      </w:r>
+      <w:r>
+        <w:rPr>
+          <w:rFonts w:ascii="Sakkal Majalla" w:hAnsi="Sakkal Majalla" w:cs="Sakkal Majalla"/>
+          <w:sz w:val="28"/>
+          <w:szCs w:val="28"/>
+          <w:rtl/>
+          <w:lang w:bidi="ar-AE"/>
+        </w:rPr>
+        <w:t xml:space="preserve"> </w:t>
+      </w:r>
+      <w:r>
+        <w:rPr>
+          <w:rFonts w:ascii="Sakkal Majalla" w:hAnsi="Sakkal Majalla" w:cs="Sakkal Majalla" w:hint="cs"/>
+          <w:sz w:val="28"/>
+          <w:szCs w:val="28"/>
+          <w:rtl/>
+          <w:lang w:bidi="ar-AE"/>
+        </w:rPr>
+        <w:t>وَذَبِيحَةً</w:t>
+      </w:r>
+      <w:r>
+        <w:rPr>
+          <w:rFonts w:ascii="Sakkal Majalla" w:hAnsi="Sakkal Majalla" w:cs="Sakkal Majalla"/>
+          <w:sz w:val="28"/>
+          <w:szCs w:val="28"/>
+          <w:rtl/>
+          <w:lang w:bidi="ar-AE"/>
+        </w:rPr>
+        <w:t xml:space="preserve"> </w:t>
+      </w:r>
+      <w:r>
+        <w:rPr>
+          <w:rFonts w:ascii="Sakkal Majalla" w:hAnsi="Sakkal Majalla" w:cs="Sakkal Majalla" w:hint="cs"/>
+          <w:sz w:val="28"/>
+          <w:szCs w:val="28"/>
+          <w:rtl/>
+          <w:lang w:bidi="ar-AE"/>
+        </w:rPr>
+        <w:t>للهِ</w:t>
+      </w:r>
+      <w:r>
+        <w:rPr>
+          <w:rFonts w:ascii="Sakkal Majalla" w:hAnsi="Sakkal Majalla" w:cs="Sakkal Majalla"/>
+          <w:sz w:val="28"/>
+          <w:szCs w:val="28"/>
+          <w:rtl/>
+          <w:lang w:bidi="ar-AE"/>
+        </w:rPr>
+        <w:t xml:space="preserve"> </w:t>
+      </w:r>
+      <w:r>
+        <w:rPr>
+          <w:rFonts w:ascii="Sakkal Majalla" w:hAnsi="Sakkal Majalla" w:cs="Sakkal Majalla" w:hint="cs"/>
+          <w:sz w:val="28"/>
+          <w:szCs w:val="28"/>
+          <w:rtl/>
+          <w:lang w:bidi="ar-AE"/>
+        </w:rPr>
+        <w:t>رَائِحَةً</w:t>
+      </w:r>
+      <w:r>
+        <w:rPr>
+          <w:rFonts w:ascii="Sakkal Majalla" w:hAnsi="Sakkal Majalla" w:cs="Sakkal Majalla"/>
+          <w:sz w:val="28"/>
+          <w:szCs w:val="28"/>
+          <w:rtl/>
+          <w:lang w:bidi="ar-AE"/>
+        </w:rPr>
+        <w:t xml:space="preserve"> </w:t>
+      </w:r>
+      <w:r>
+        <w:rPr>
+          <w:rFonts w:ascii="Sakkal Majalla" w:hAnsi="Sakkal Majalla" w:cs="Sakkal Majalla" w:hint="cs"/>
+          <w:sz w:val="28"/>
+          <w:szCs w:val="28"/>
+          <w:rtl/>
+          <w:lang w:bidi="ar-AE"/>
+        </w:rPr>
+        <w:t>طَيِّبَةً</w:t>
+      </w:r>
+      <w:r>
+        <w:rPr>
+          <w:rFonts w:ascii="Sakkal Majalla" w:hAnsi="Sakkal Majalla" w:cs="Sakkal Majalla"/>
+          <w:sz w:val="28"/>
+          <w:szCs w:val="28"/>
+          <w:rtl/>
+          <w:lang w:bidi="ar-AE"/>
+        </w:rPr>
+        <w:t>.</w:t>
+      </w:r>
+      <w:r>
+        <w:rPr>
+          <w:rFonts w:ascii="Sakkal Majalla" w:hAnsi="Sakkal Majalla" w:cs="Sakkal Majalla" w:hint="cs"/>
+          <w:sz w:val="28"/>
+          <w:szCs w:val="28"/>
+          <w:rtl/>
+          <w:lang w:bidi="ar-AE"/>
+        </w:rPr>
+        <w:t>" (أفسس 5: 2).</w:t>
       </w:r>
     </w:p>
     <w:p>
@@ -225,67 +415,7 @@
           <w:rtl/>
           <w:lang w:bidi="ar-AE"/>
         </w:rPr>
-        <w:t xml:space="preserve">نحن نرى هنا فساد </w:t>
-      </w:r>
-      <w:r>
-        <w:rPr>
-          <w:rFonts w:ascii="Sakkal Majalla" w:hAnsi="Sakkal Majalla" w:cs="Sakkal Majalla" w:hint="cs"/>
-          <w:sz w:val="28"/>
-          <w:szCs w:val="28"/>
-          <w:rtl/>
-          <w:lang w:bidi="ar-AE"/>
-        </w:rPr>
-        <w:t>كهنة</w:t>
-      </w:r>
-      <w:r>
-        <w:rPr>
-          <w:rFonts w:ascii="Sakkal Majalla" w:hAnsi="Sakkal Majalla" w:cs="Sakkal Majalla" w:hint="cs"/>
-          <w:sz w:val="28"/>
-          <w:szCs w:val="28"/>
-          <w:rtl/>
-          <w:lang w:bidi="ar-AE"/>
-        </w:rPr>
-        <w:t xml:space="preserve"> الذبيحة، و</w:t>
-      </w:r>
-      <w:r>
-        <w:rPr>
-          <w:rFonts w:ascii="Sakkal Majalla" w:hAnsi="Sakkal Majalla" w:cs="Sakkal Majalla" w:hint="cs"/>
-          <w:sz w:val="28"/>
-          <w:szCs w:val="28"/>
-          <w:rtl/>
-          <w:lang w:bidi="ar-AE"/>
-        </w:rPr>
-        <w:t xml:space="preserve">قد </w:t>
-      </w:r>
-      <w:r>
-        <w:rPr>
-          <w:rFonts w:ascii="Sakkal Majalla" w:hAnsi="Sakkal Majalla" w:cs="Sakkal Majalla" w:hint="cs"/>
-          <w:sz w:val="28"/>
-          <w:szCs w:val="28"/>
-          <w:rtl/>
-          <w:lang w:bidi="ar-AE"/>
-        </w:rPr>
-        <w:t xml:space="preserve">نُطق </w:t>
-      </w:r>
-      <w:r>
-        <w:rPr>
-          <w:rFonts w:ascii="Sakkal Majalla" w:hAnsi="Sakkal Majalla" w:cs="Sakkal Majalla" w:hint="cs"/>
-          <w:sz w:val="28"/>
-          <w:szCs w:val="28"/>
-          <w:rtl/>
-          <w:lang w:bidi="ar-AE"/>
-        </w:rPr>
-        <w:t>ب</w:t>
-      </w:r>
-      <w:r>
-        <w:rPr>
-          <w:rFonts w:ascii="Sakkal Majalla" w:hAnsi="Sakkal Majalla" w:cs="Sakkal Majalla" w:hint="cs"/>
-          <w:sz w:val="28"/>
-          <w:szCs w:val="28"/>
-          <w:rtl/>
-          <w:lang w:bidi="ar-AE"/>
-        </w:rPr>
-        <w:t>الحُكم على بيت عالي. إن كاهن الذبيحة هارون وبنوه كانوا مثالاً للكنيسة.</w:t>
+        <w:t>إنه من الحلو وغني بالبركة لنا عندما تتجه قلوبنا نحو محبة الله وعندما ندرك هذه المحبة ونفهمها. ولكن لا يكفي أن نلفظ بلغة المحبة في أفواهنا ونعرف بأن نتكلم الكثير عن هذه المحبة. فلا بد لقلوبنا أن تكون متجهة إليها، وينبغي أن تكون ممتلئة بها ومستفيضة. عندها لن تتركنا محبة الله بلا ثمر، عندها ستكون عاملة على الدوام.</w:t>
       </w:r>
     </w:p>
     <w:p>
@@ -296,7 +426,6 @@
           <w:sz w:val="28"/>
           <w:szCs w:val="28"/>
           <w:rtl/>
-          <w:lang w:bidi="ar-AE"/>
         </w:rPr>
       </w:pPr>
       <w:r>
@@ -307,198 +436,164 @@
           <w:rtl/>
           <w:lang w:bidi="ar-AE"/>
         </w:rPr>
-        <w:t>إن أحداث الشعب اليهودي تحت حكم صموئيل النبي، شاول وداود</w:t>
-      </w:r>
-      <w:r>
-        <w:rPr>
-          <w:rFonts w:ascii="Sakkal Majalla" w:hAnsi="Sakkal Majalla" w:cs="Sakkal Majalla" w:hint="cs"/>
-          <w:sz w:val="28"/>
-          <w:szCs w:val="28"/>
-          <w:rtl/>
-          <w:lang w:bidi="ar-AE"/>
-        </w:rPr>
-        <w:t xml:space="preserve"> لتنصيب سليمان على العرش ترسم خطوط الأحداث المهيأة التي ستُدخل حكم المسيا؛ هذا يعني أنها تصور أرقى الحقائق التي ستحدث إلى أن يبدأ الله في العمل لأجل هذا الشعب وإلى أن يجلس يسوع على عرش داود في أورشليم.</w:t>
+        <w:t xml:space="preserve">الله أعلن عن محبته العظيمة في المسيح يسوع. هو أرسل إلينا ابنه الوحيد كفارة لخطايانا. بالطبيعة نحن كنا أشرار وأعداء لله، ولكننا الآن صرنا موضوع محبته التي لا ينطق بها. هو قبلنا أولادًا له، ورثة لله وورثة مع المسيح (رومية 8: 17). هو صار إلهنا وأبونا، ويسوع بنفسه يشهد بأن الآب يحبنا مثله. نحن عمل نعمته المجيدة ومحبته، عملٌ فيه ثبتت محبة الله في </w:t>
+      </w:r>
+      <w:r>
+        <w:rPr>
+          <w:rFonts w:ascii="Sakkal Majalla" w:hAnsi="Sakkal Majalla" w:cs="Sakkal Majalla" w:hint="cs"/>
+          <w:sz w:val="28"/>
+          <w:szCs w:val="28"/>
+          <w:rtl/>
+          <w:lang w:bidi="ar-AE"/>
+        </w:rPr>
+        <w:t xml:space="preserve">ملئها. في المسيح والكنيسة محبة الله متمجّدة. هنا اخترقت أشعتها الشديدة عمق الأعماق وأعادت إليها الحياة. يسوع المسيح هو واحد مع الآب. هو أسلم نفسه لأجل الكنيسة (أفسس 5: 25). هو أخلى نفسه (حياته) لأجلنا، عندما كنا أعداء. </w:t>
+      </w:r>
+      <w:r>
+        <w:rPr>
+          <w:rFonts w:ascii="Sakkal Majalla" w:hAnsi="Sakkal Majalla" w:cs="Sakkal Majalla" w:hint="cs"/>
+          <w:sz w:val="28"/>
+          <w:szCs w:val="28"/>
+          <w:rtl/>
+          <w:lang w:bidi="ar-AE"/>
+        </w:rPr>
+        <w:t>لا يوجد أعظم من هذه المحبة. حتى وإن عرفناها، إلا أنها تفوق كل معرفة. إن فضل معرفة المسيح يفوق كل شيء ويحمل لنا فرحًا كاملاً. ما الذي سيكون عندها، عندما سنعرفه كما عُرفنا منه (قارن 1. كورنثوس 13: 12)؛ إذ من الآن يقين محبته لنا يغنينا ويسعدنا إلى هذا الحد!</w:t>
       </w:r>
     </w:p>
     <w:p>
       <w:pPr>
         <w:jc w:val="both"/>
         <w:rPr>
-          <w:rFonts w:ascii="Sakkal Majalla" w:hAnsi="Sakkal Majalla" w:cs="Sakkal Majalla"/>
-          <w:sz w:val="28"/>
-          <w:szCs w:val="28"/>
-          <w:rtl/>
-          <w:lang w:bidi="ar-AE"/>
+          <w:rFonts w:ascii="Sakkal Majalla" w:hAnsi="Sakkal Majalla" w:cs="Sakkal Majalla" w:hint="cs"/>
+          <w:sz w:val="28"/>
+          <w:szCs w:val="28"/>
+          <w:rtl/>
         </w:rPr>
       </w:pPr>
       <w:r>
         <w:rPr>
-          <w:rFonts w:ascii="Sakkal Majalla" w:hAnsi="Sakkal Majalla" w:cs="Sakkal Majalla" w:hint="cs"/>
-          <w:sz w:val="28"/>
-          <w:szCs w:val="28"/>
-          <w:rtl/>
-          <w:lang w:bidi="ar-AE"/>
-        </w:rPr>
-        <w:t xml:space="preserve">كلمة الله التي صارت لعالي هي الشهادة التي ينطق بها الله ضد كهنة الذبيحة قبل إيقاع دينونته. الكنيسة </w:t>
-      </w:r>
-      <w:r>
-        <w:rPr>
-          <w:rFonts w:ascii="Sakkal Majalla" w:hAnsi="Sakkal Majalla" w:cs="Sakkal Majalla" w:hint="cs"/>
-          <w:sz w:val="28"/>
-          <w:szCs w:val="28"/>
-          <w:rtl/>
-          <w:lang w:bidi="ar-AE"/>
-        </w:rPr>
-        <w:t>التي لها علم بما سيحدث ينبغي عليها أيضًا أن تقدم شهادة، أن الله سيدين المسيحية الوثنية وسيرفضها. إن دينونة الله ستقع على الذين لهم نصيب في إدخال الفساد إلى الكنيسة.</w:t>
-      </w:r>
-    </w:p>
-    <w:p>
-      <w:pPr>
-        <w:jc w:val="both"/>
-        <w:rPr>
-          <w:rFonts w:ascii="Sakkal Majalla" w:hAnsi="Sakkal Majalla" w:cs="Sakkal Majalla"/>
-          <w:sz w:val="28"/>
-          <w:szCs w:val="28"/>
-          <w:rtl/>
-          <w:lang w:bidi="ar-AE"/>
-        </w:rPr>
-      </w:pPr>
-      <w:r>
-        <w:rPr>
-          <w:rFonts w:ascii="Sakkal Majalla" w:hAnsi="Sakkal Majalla" w:cs="Sakkal Majalla" w:hint="cs"/>
-          <w:sz w:val="28"/>
-          <w:szCs w:val="28"/>
-          <w:rtl/>
-          <w:lang w:bidi="ar-AE"/>
-        </w:rPr>
-        <w:t>تحت حُكم رئيس الكهنوت عالي وابنيه يبتدئ القضاء ليتم في نظام هذه الأمور. كرئيس للكهنة لم يكن لعالي عطية التمييز المطلوبة؛ ففي هذا الحال لا يكون في وسع الأذن أن تستقبل ما يمكن تحسينه؛ والملفت هو العلامة المقدمة لعالي، القضاء بحد ذاته، الذي سيوقع به الله بنفسه (إصحاح 2: 34).</w:t>
-      </w:r>
-    </w:p>
-    <w:p>
-      <w:pPr>
-        <w:jc w:val="both"/>
-        <w:rPr>
-          <w:rFonts w:ascii="Sakkal Majalla" w:hAnsi="Sakkal Majalla" w:cs="Sakkal Majalla"/>
-          <w:sz w:val="28"/>
-          <w:szCs w:val="28"/>
-          <w:rtl/>
-          <w:lang w:bidi="ar-AE"/>
-        </w:rPr>
-      </w:pPr>
-      <w:r>
-        <w:rPr>
-          <w:rFonts w:ascii="Sakkal Majalla" w:hAnsi="Sakkal Majalla" w:cs="Sakkal Majalla" w:hint="cs"/>
-          <w:sz w:val="28"/>
-          <w:szCs w:val="28"/>
-          <w:rtl/>
-          <w:lang w:bidi="ar-AE"/>
-        </w:rPr>
-        <w:t>إن الحكم على بيت عالي</w:t>
-      </w:r>
-      <w:r>
-        <w:rPr>
-          <w:rFonts w:ascii="Sakkal Majalla" w:hAnsi="Sakkal Majalla" w:cs="Sakkal Majalla" w:hint="cs"/>
-          <w:sz w:val="28"/>
-          <w:szCs w:val="28"/>
-          <w:rtl/>
-          <w:lang w:bidi="ar-AE"/>
-        </w:rPr>
-        <w:t xml:space="preserve"> تم زمن تنصيب سليمان على العرش (1. كورنثوس 2: 25، 37). </w:t>
-      </w:r>
-      <w:r>
-        <w:rPr>
-          <w:rFonts w:ascii="Sakkal Majalla" w:hAnsi="Sakkal Majalla" w:cs="Sakkal Majalla" w:hint="cs"/>
-          <w:sz w:val="28"/>
-          <w:szCs w:val="28"/>
-          <w:rtl/>
-          <w:lang w:bidi="ar-AE"/>
-        </w:rPr>
-        <w:t>الرئاسة الكهنوتية المثبتة على يد سليمان، نُطق بها بكلمة الأزلي الأبدي على يد رجل الله لعالي؛ وهو رئيس كهنة مضمون ...  سيقف إلى الأبد أمام مسيحه (عدد 35). إن تحقيق هذا المثال ممثلاً في مُلك سليمان</w:t>
-      </w:r>
-      <w:r>
-        <w:rPr>
-          <w:rFonts w:ascii="Sakkal Majalla" w:hAnsi="Sakkal Majalla" w:cs="Sakkal Majalla" w:hint="cs"/>
-          <w:sz w:val="28"/>
-          <w:szCs w:val="28"/>
-          <w:rtl/>
-          <w:lang w:bidi="ar-AE"/>
-        </w:rPr>
-        <w:t>، سيحدث عند جلوس المسيح على عرش مجده في أورشليم؛ إنها الرئاسة الكهنوتية المُخبَر بها في وصف ترتيب الهيكل (حزقيال 44: 15).</w:t>
-      </w:r>
-    </w:p>
-    <w:p>
-      <w:pPr>
-        <w:jc w:val="both"/>
-        <w:rPr>
-          <w:rFonts w:ascii="Sakkal Majalla" w:hAnsi="Sakkal Majalla" w:cs="Sakkal Majalla"/>
-          <w:sz w:val="28"/>
-          <w:szCs w:val="28"/>
-          <w:rtl/>
-          <w:lang w:bidi="ar-AE"/>
-        </w:rPr>
-      </w:pPr>
-      <w:r>
-        <w:rPr>
-          <w:rFonts w:ascii="Sakkal Majalla" w:hAnsi="Sakkal Majalla" w:cs="Sakkal Majalla" w:hint="cs"/>
-          <w:sz w:val="28"/>
-          <w:szCs w:val="28"/>
-          <w:rtl/>
-          <w:lang w:bidi="ar-AE"/>
-        </w:rPr>
-        <w:t xml:space="preserve">هارون وبنوه مثلوا الرئاسة الكهنوتية السماوية في الطابع والمركز التي اتخذها يسوع من بعد قيامته؛ إن مركز الكنيسة هي ذات مركز المسيح كإنسان ممجد أمام الله الآب. هذه المنظورة كنائبة لما هو مرفوض، هي أمام مسيحه. إنها رئاسة كهنوتية في مقام مختلف. الأول هو سماوي، الذي تم تصويره في خيمة الاجتماع، أمثلة للأمور السماوية (عبرانيين 9: 24). المقام الآخر هو على الأرض لهيكل أورشليم، في أيام سيجلس فيها المسيا على عرش داود. الرئاسة الكهنوتية لن تسقط، ولا الشعب اليهودي المُعاد تشكليه؛ لأن المسيح سيسترد الحكم ليده. </w:t>
-      </w:r>
-      <w:r>
-        <w:rPr>
-          <w:rFonts w:ascii="Sakkal Majalla" w:hAnsi="Sakkal Majalla" w:cs="Sakkal Majalla" w:hint="cs"/>
-          <w:sz w:val="28"/>
-          <w:szCs w:val="28"/>
-          <w:rtl/>
-          <w:lang w:bidi="ar-AE"/>
-        </w:rPr>
-        <w:t>كل ما وضع بين يدي الإنسان في مسؤولية كان يمكنه ان يسقط فعلاً؛ لكن الله بنعمته حصل على الاختيار. له كل المجد والإكرام.</w:t>
-      </w:r>
-    </w:p>
-    <w:p>
-      <w:pPr>
-        <w:jc w:val="both"/>
-        <w:rPr>
-          <w:rFonts w:ascii="Sakkal Majalla" w:hAnsi="Sakkal Majalla" w:cs="Sakkal Majalla"/>
-          <w:sz w:val="28"/>
-          <w:szCs w:val="28"/>
-          <w:rtl/>
-          <w:lang w:bidi="ar-AE"/>
-        </w:rPr>
-      </w:pPr>
-      <w:r>
-        <w:rPr>
-          <w:rFonts w:ascii="Sakkal Majalla" w:hAnsi="Sakkal Majalla" w:cs="Sakkal Majalla" w:hint="cs"/>
-          <w:sz w:val="28"/>
-          <w:szCs w:val="28"/>
-          <w:rtl/>
-          <w:lang w:bidi="ar-AE"/>
-        </w:rPr>
-        <w:t xml:space="preserve">إننا نستمد تعليمًا في غاية الأهمية من الأمم، من الأعداد 27 و 28 من الإصحاح 2. </w:t>
-      </w:r>
-    </w:p>
-    <w:p>
-      <w:pPr>
-        <w:jc w:val="both"/>
-        <w:rPr>
-          <w:rFonts w:ascii="Sakkal Majalla" w:hAnsi="Sakkal Majalla" w:cs="Sakkal Majalla"/>
-          <w:sz w:val="28"/>
-          <w:szCs w:val="28"/>
-          <w:lang w:bidi="ar-AE"/>
-        </w:rPr>
-      </w:pPr>
-      <w:r>
-        <w:rPr>
-          <w:rFonts w:ascii="Sakkal Majalla" w:hAnsi="Sakkal Majalla" w:cs="Sakkal Majalla" w:hint="cs"/>
-          <w:sz w:val="28"/>
-          <w:szCs w:val="28"/>
-          <w:rtl/>
-          <w:lang w:bidi="ar-AE"/>
-        </w:rPr>
-        <w:t>(95)</w:t>
+          <w:rFonts w:ascii="Sakkal Majalla" w:hAnsi="Sakkal Majalla" w:cs="Sakkal Majalla"/>
+          <w:sz w:val="28"/>
+          <w:szCs w:val="28"/>
+          <w:rtl/>
+        </w:rPr>
+        <w:t xml:space="preserve">هذه </w:t>
+      </w:r>
+      <w:r>
+        <w:rPr>
+          <w:rFonts w:ascii="Sakkal Majalla" w:hAnsi="Sakkal Majalla" w:cs="Sakkal Majalla" w:hint="cs"/>
+          <w:sz w:val="28"/>
+          <w:szCs w:val="28"/>
+          <w:rtl/>
+        </w:rPr>
+        <w:t>المحبة انسكبت في قلوبنا بالروح القدس (رومية 5: 5). هي لم تتركنا كمتغربين عن الله حتى نندهش كبعيدين من هذه المحبة، وإنما قُرّبنا جدًا في المسيح، حتى أنه يمكننا أن نصرخ بكل ثقة: "يا آبا الآب!" (رومية 8: 15). نحن أوتينا بالتمام إلى شركة هذه المحبة. كل كيانها دخل فينا وهكذا تثبتنا بها، حتى أنه يحق لنا بأن نقول: "</w:t>
+      </w:r>
+      <w:r>
+        <w:rPr>
+          <w:rFonts w:ascii="Sakkal Majalla" w:hAnsi="Sakkal Majalla" w:cs="Sakkal Majalla"/>
+          <w:sz w:val="28"/>
+          <w:szCs w:val="28"/>
+          <w:rtl/>
+        </w:rPr>
+        <w:t>مَنْ سَيَفْصِلُنَا عَنْ مَحَبَّةِ الْمَسِيحِ؟ أَشِدَّةٌ أَمْ ضِيْقٌ أَمِ اضْطِهَادٌ أَمْ جُوعٌ أَمْ عُرْيٌ أَمْ خَطَرٌ أَمْ سَيْفٌ؟</w:t>
+      </w:r>
+      <w:r>
+        <w:rPr>
+          <w:rFonts w:ascii="Sakkal Majalla" w:hAnsi="Sakkal Majalla" w:cs="Sakkal Majalla" w:hint="cs"/>
+          <w:sz w:val="28"/>
+          <w:szCs w:val="28"/>
+          <w:rtl/>
+        </w:rPr>
+        <w:t>" (رومية 8: 35). لا شيء ي</w:t>
+      </w:r>
+      <w:r>
+        <w:rPr>
+          <w:rFonts w:ascii="Sakkal Majalla" w:hAnsi="Sakkal Majalla" w:cs="Sakkal Majalla"/>
+          <w:sz w:val="28"/>
+          <w:szCs w:val="28"/>
+          <w:rtl/>
+        </w:rPr>
+        <w:t xml:space="preserve">قْدِرُ أَنْ </w:t>
+      </w:r>
+      <w:r>
+        <w:rPr>
+          <w:rFonts w:ascii="Sakkal Majalla" w:hAnsi="Sakkal Majalla" w:cs="Sakkal Majalla" w:hint="cs"/>
+          <w:sz w:val="28"/>
+          <w:szCs w:val="28"/>
+          <w:rtl/>
+        </w:rPr>
+        <w:t>ي</w:t>
+      </w:r>
+      <w:r>
+        <w:rPr>
+          <w:rFonts w:ascii="Sakkal Majalla" w:hAnsi="Sakkal Majalla" w:cs="Sakkal Majalla"/>
+          <w:sz w:val="28"/>
+          <w:szCs w:val="28"/>
+          <w:rtl/>
+        </w:rPr>
+        <w:t xml:space="preserve">َفْصِلَنَا عَنْ مَحَبَّةِ اللهِ الَّتِي فِي الْمَسِيحِ يَسُوعَ رَبِّنَا. </w:t>
+      </w:r>
+      <w:r>
+        <w:rPr>
+          <w:rFonts w:ascii="Sakkal Majalla" w:hAnsi="Sakkal Majalla" w:cs="Sakkal Majalla" w:hint="cs"/>
+          <w:sz w:val="28"/>
+          <w:szCs w:val="28"/>
+          <w:rtl/>
+        </w:rPr>
+        <w:t xml:space="preserve"> (رومية 8: 39)</w:t>
+      </w:r>
+      <w:r>
+        <w:rPr>
+          <w:rFonts w:ascii="Sakkal Majalla" w:hAnsi="Sakkal Majalla" w:cs="Sakkal Majalla" w:hint="cs"/>
+          <w:sz w:val="28"/>
+          <w:szCs w:val="28"/>
+          <w:rtl/>
+        </w:rPr>
+        <w:t>. ومهما مجّدنا هذه المحبة بأفواهنا فقط، ولم نظهرها في العمل والحق، لن ندرك شركة هذه المحبة</w:t>
+      </w:r>
+      <w:r>
+        <w:rPr>
+          <w:rFonts w:ascii="Sakkal Majalla" w:hAnsi="Sakkal Majalla" w:cs="Sakkal Majalla" w:hint="cs"/>
+          <w:sz w:val="28"/>
+          <w:szCs w:val="28"/>
+          <w:rtl/>
+        </w:rPr>
+        <w:t xml:space="preserve"> وأنها انسكبت في قلوبنا. في هذا الصدد هنالك الكثير من خيبة الأمل. إن هذا دائمًا ما سيكون الحال، إن افتخرنا بمحبة الله، التي أحبتنا ونحن بعد خطاة، ولا يكون عملها فينا كما هي في الله. إن طابع أو كيان هذه المحبة هو يبقى دائمًا بلا تغير، مليء بالرحمة، الصلاح والصبر. "</w:t>
+      </w:r>
+      <w:r>
+        <w:rPr>
+          <w:rFonts w:ascii="Sakkal Majalla" w:hAnsi="Sakkal Majalla" w:cs="Sakkal Majalla"/>
+          <w:sz w:val="28"/>
+          <w:szCs w:val="28"/>
+          <w:rtl/>
+        </w:rPr>
+        <w:t xml:space="preserve"> 4 الْمَحَبَّةُ تَتَأَنَّى وَتَرْفُقُ. الْمَحَبَّةُ لاَ تَحْسِدُ. الْمَحَبَّةُ لاَ تَتَفَاخَرُ، وَلاَ تَنْتَفِخُ،  5 وَلاَ تُقَبِّحُ، وَلاَ تَطْلُبُ مَا لِنَفْسِهَا، وَلاَ تَحْتَدُّ، وَلاَ تَظُنُّ السُّؤَ،  6 وَلاَ تَفْرَحُ بِالإِثْمِ بَلْ تَفْرَحُ بِالْحَقِّ،  7 وَتَحْتَمِلُ كُلَّ شَيْءٍ، وَتُصَدِّقُ كُلَّ شَيْءٍ، وَتَرْجُو كُلَّ شَيْءٍ، وَتَصْبِرُ عَلَى كُلِّ شَيْءٍ.</w:t>
+      </w:r>
+      <w:r>
+        <w:rPr>
+          <w:rFonts w:ascii="Sakkal Majalla" w:hAnsi="Sakkal Majalla" w:cs="Sakkal Majalla" w:hint="cs"/>
+          <w:sz w:val="28"/>
+          <w:szCs w:val="28"/>
+          <w:rtl/>
+        </w:rPr>
+        <w:t>" (1. كورنثوس 13: 4 - 7). هذا هو طابع المحبة، ودائمًا ما ستُعلن عن ذاتها في هذا العالم. إن امتلأنا بها فإننا سننسى أنفسنا تمامًا؛ فهي دائمًا توجّه أنظارنا إلى خير الآخري</w:t>
+      </w:r>
+      <w:r>
+        <w:rPr>
+          <w:rFonts w:ascii="Sakkal Majalla" w:hAnsi="Sakkal Majalla" w:cs="Sakkal Majalla" w:hint="cs"/>
+          <w:sz w:val="28"/>
+          <w:szCs w:val="28"/>
+          <w:rtl/>
+        </w:rPr>
+        <w:t xml:space="preserve">ن. يسوع المسيح احتمل الصليب </w:t>
+      </w:r>
+      <w:r>
+        <w:rPr>
+          <w:rFonts w:ascii="Sakkal Majalla" w:hAnsi="Sakkal Majalla" w:cs="Sakkal Majalla" w:hint="cs"/>
+          <w:sz w:val="28"/>
+          <w:szCs w:val="28"/>
+          <w:rtl/>
+        </w:rPr>
+        <w:t>مستهينًا بالخزي وإخلاصه أتى لنا بخلاص لا يُنطق به.</w:t>
       </w:r>
       <w:bookmarkStart w:id="0" w:name="_GoBack"/>
       <w:bookmarkEnd w:id="0"/>
@@ -532,7 +627,7 @@
       </w:pPr>
     </w:pPrDefault>
   </w:docDefaults>
-  <w:latentStyles w:defLockedState="0" w:defUIPriority="99" w:defSemiHidden="0" w:defUnhideWhenUsed="0" w:defQFormat="0" w:count="376">
+  <w:latentStyles w:defLockedState="0" w:defUIPriority="99" w:defSemiHidden="0" w:defUnhideWhenUsed="0" w:defQFormat="0" w:count="375">
     <w:lsdException w:name="Normal" w:uiPriority="0" w:qFormat="1"/>
     <w:lsdException w:name="heading 1" w:uiPriority="9" w:qFormat="1"/>
     <w:lsdException w:name="heading 2" w:semiHidden="1" w:uiPriority="9" w:unhideWhenUsed="1" w:qFormat="1"/>
@@ -908,7 +1003,6 @@
     <w:lsdException w:name="Smart Hyperlink" w:semiHidden="1" w:unhideWhenUsed="1"/>
     <w:lsdException w:name="Hashtag" w:semiHidden="1" w:unhideWhenUsed="1"/>
     <w:lsdException w:name="Unresolved Mention" w:semiHidden="1" w:unhideWhenUsed="1"/>
-    <w:lsdException w:name="Smart Link" w:semiHidden="1" w:unhideWhenUsed="1"/>
   </w:latentStyles>
   <w:style w:type="paragraph" w:default="1" w:styleId="Normal">
     <w:name w:val="Normal"/>

--- a/docs/downloads/البشير-بالخلاص-في-المسيح-1854/العالم-والكنيسة/doc_0601.docx
+++ b/docs/downloads/البشير-بالخلاص-في-المسيح-1854/العالم-والكنيسة/doc_0601.docx
@@ -21,7 +21,7 @@
           <w:rtl/>
           <w:lang w:bidi="ar-AE"/>
         </w:rPr>
-        <w:t>اسلكوا</w:t>
+        <w:t>أفكار</w:t>
       </w:r>
       <w:r>
         <w:rPr>
@@ -41,27 +41,57 @@
           <w:rtl/>
           <w:lang w:bidi="ar-AE"/>
         </w:rPr>
-        <w:t>في</w:t>
-      </w:r>
-      <w:r>
-        <w:rPr>
-          <w:rFonts w:ascii="Sakkal Majalla" w:hAnsi="Sakkal Majalla" w:cs="Sakkal Majalla"/>
-          <w:sz w:val="28"/>
-          <w:szCs w:val="28"/>
-          <w:rtl/>
-          <w:lang w:bidi="ar-AE"/>
-        </w:rPr>
-        <w:t xml:space="preserve"> </w:t>
-      </w:r>
-      <w:r>
-        <w:rPr>
-          <w:rFonts w:ascii="Sakkal Majalla" w:hAnsi="Sakkal Majalla" w:cs="Sakkal Majalla" w:hint="cs"/>
-          <w:sz w:val="28"/>
-          <w:szCs w:val="28"/>
-          <w:rtl/>
-          <w:lang w:bidi="ar-AE"/>
-        </w:rPr>
-        <w:t>محبة</w:t>
+        <w:t>حول</w:t>
+      </w:r>
+      <w:r>
+        <w:rPr>
+          <w:rFonts w:ascii="Sakkal Majalla" w:hAnsi="Sakkal Majalla" w:cs="Sakkal Majalla"/>
+          <w:sz w:val="28"/>
+          <w:szCs w:val="28"/>
+          <w:rtl/>
+          <w:lang w:bidi="ar-AE"/>
+        </w:rPr>
+        <w:t xml:space="preserve"> 1.</w:t>
+      </w:r>
+      <w:r>
+        <w:rPr>
+          <w:rFonts w:ascii="Sakkal Majalla" w:hAnsi="Sakkal Majalla" w:cs="Sakkal Majalla" w:hint="cs"/>
+          <w:sz w:val="28"/>
+          <w:szCs w:val="28"/>
+          <w:rtl/>
+          <w:lang w:bidi="ar-AE"/>
+        </w:rPr>
+        <w:t>صموئيل</w:t>
+      </w:r>
+      <w:r>
+        <w:rPr>
+          <w:rFonts w:ascii="Sakkal Majalla" w:hAnsi="Sakkal Majalla" w:cs="Sakkal Majalla"/>
+          <w:sz w:val="28"/>
+          <w:szCs w:val="28"/>
+          <w:rtl/>
+          <w:lang w:bidi="ar-AE"/>
+        </w:rPr>
+        <w:t xml:space="preserve"> 1</w:t>
+      </w:r>
+      <w:r>
+        <w:rPr>
+          <w:rFonts w:ascii="Sakkal Majalla" w:hAnsi="Sakkal Majalla" w:cs="Sakkal Majalla" w:hint="cs"/>
+          <w:sz w:val="28"/>
+          <w:szCs w:val="28"/>
+          <w:rtl/>
+          <w:lang w:bidi="ar-AE"/>
+        </w:rPr>
+        <w:t xml:space="preserve"> :</w:t>
+      </w:r>
+      <w:r>
+        <w:rPr>
+          <w:rFonts w:ascii="Sakkal Majalla" w:hAnsi="Sakkal Majalla" w:cs="Sakkal Majalla"/>
+          <w:sz w:val="28"/>
+          <w:szCs w:val="28"/>
+          <w:rtl/>
+          <w:lang w:bidi="ar-AE"/>
+        </w:rPr>
+        <w:t>2</w:t>
       </w:r>
     </w:p>
     <w:p>
@@ -83,17 +113,7 @@
           <w:rtl/>
           <w:lang w:bidi="ar-AE"/>
         </w:rPr>
-        <w:t>"</w:t>
-      </w:r>
-      <w:r>
-        <w:rPr>
-          <w:rFonts w:ascii="Sakkal Majalla" w:hAnsi="Sakkal Majalla" w:cs="Sakkal Majalla" w:hint="cs"/>
-          <w:sz w:val="28"/>
-          <w:szCs w:val="28"/>
-          <w:rtl/>
-          <w:lang w:bidi="ar-AE"/>
-        </w:rPr>
-        <w:t>وَاسْلُكُوا</w:t>
+        <w:t>يبدو</w:t>
       </w:r>
       <w:r>
         <w:rPr>
@@ -113,7 +133,7 @@
           <w:rtl/>
           <w:lang w:bidi="ar-AE"/>
         </w:rPr>
-        <w:t>فِي</w:t>
+        <w:t>لنا</w:t>
       </w:r>
       <w:r>
         <w:rPr>
@@ -133,267 +153,57 @@
           <w:rtl/>
           <w:lang w:bidi="ar-AE"/>
         </w:rPr>
-        <w:t>الْمَحَبَّةِ</w:t>
-      </w:r>
-      <w:r>
-        <w:rPr>
-          <w:rFonts w:ascii="Sakkal Majalla" w:hAnsi="Sakkal Majalla" w:cs="Sakkal Majalla"/>
-          <w:sz w:val="28"/>
-          <w:szCs w:val="28"/>
-          <w:rtl/>
-          <w:lang w:bidi="ar-AE"/>
-        </w:rPr>
-        <w:t xml:space="preserve"> </w:t>
-      </w:r>
-      <w:r>
-        <w:rPr>
-          <w:rFonts w:ascii="Sakkal Majalla" w:hAnsi="Sakkal Majalla" w:cs="Sakkal Majalla" w:hint="cs"/>
-          <w:sz w:val="28"/>
-          <w:szCs w:val="28"/>
-          <w:rtl/>
-          <w:lang w:bidi="ar-AE"/>
-        </w:rPr>
-        <w:t>كَمَا</w:t>
-      </w:r>
-      <w:r>
-        <w:rPr>
-          <w:rFonts w:ascii="Sakkal Majalla" w:hAnsi="Sakkal Majalla" w:cs="Sakkal Majalla"/>
-          <w:sz w:val="28"/>
-          <w:szCs w:val="28"/>
-          <w:rtl/>
-          <w:lang w:bidi="ar-AE"/>
-        </w:rPr>
-        <w:t xml:space="preserve"> </w:t>
-      </w:r>
-      <w:r>
-        <w:rPr>
-          <w:rFonts w:ascii="Sakkal Majalla" w:hAnsi="Sakkal Majalla" w:cs="Sakkal Majalla" w:hint="cs"/>
-          <w:sz w:val="28"/>
-          <w:szCs w:val="28"/>
-          <w:rtl/>
-          <w:lang w:bidi="ar-AE"/>
-        </w:rPr>
-        <w:t>أَحَبَّنَا</w:t>
-      </w:r>
-      <w:r>
-        <w:rPr>
-          <w:rFonts w:ascii="Sakkal Majalla" w:hAnsi="Sakkal Majalla" w:cs="Sakkal Majalla"/>
-          <w:sz w:val="28"/>
-          <w:szCs w:val="28"/>
-          <w:rtl/>
-          <w:lang w:bidi="ar-AE"/>
-        </w:rPr>
-        <w:t xml:space="preserve"> </w:t>
-      </w:r>
-      <w:r>
-        <w:rPr>
-          <w:rFonts w:ascii="Sakkal Majalla" w:hAnsi="Sakkal Majalla" w:cs="Sakkal Majalla" w:hint="cs"/>
-          <w:sz w:val="28"/>
-          <w:szCs w:val="28"/>
-          <w:rtl/>
-          <w:lang w:bidi="ar-AE"/>
-        </w:rPr>
-        <w:t>الْمَسِيحُ</w:t>
-      </w:r>
-      <w:r>
-        <w:rPr>
-          <w:rFonts w:ascii="Sakkal Majalla" w:hAnsi="Sakkal Majalla" w:cs="Sakkal Majalla"/>
-          <w:sz w:val="28"/>
-          <w:szCs w:val="28"/>
-          <w:rtl/>
-          <w:lang w:bidi="ar-AE"/>
-        </w:rPr>
-        <w:t xml:space="preserve"> </w:t>
-      </w:r>
-      <w:r>
-        <w:rPr>
-          <w:rFonts w:ascii="Sakkal Majalla" w:hAnsi="Sakkal Majalla" w:cs="Sakkal Majalla" w:hint="cs"/>
-          <w:sz w:val="28"/>
-          <w:szCs w:val="28"/>
-          <w:rtl/>
-          <w:lang w:bidi="ar-AE"/>
-        </w:rPr>
-        <w:t>أَيْضًا</w:t>
-      </w:r>
-      <w:r>
-        <w:rPr>
-          <w:rFonts w:ascii="Sakkal Majalla" w:hAnsi="Sakkal Majalla" w:cs="Sakkal Majalla"/>
-          <w:sz w:val="28"/>
-          <w:szCs w:val="28"/>
-          <w:rtl/>
-          <w:lang w:bidi="ar-AE"/>
-        </w:rPr>
-        <w:t xml:space="preserve"> </w:t>
-      </w:r>
-      <w:r>
-        <w:rPr>
-          <w:rFonts w:ascii="Sakkal Majalla" w:hAnsi="Sakkal Majalla" w:cs="Sakkal Majalla" w:hint="cs"/>
-          <w:sz w:val="28"/>
-          <w:szCs w:val="28"/>
-          <w:rtl/>
-          <w:lang w:bidi="ar-AE"/>
-        </w:rPr>
-        <w:t>وَأَسْلَمَ</w:t>
-      </w:r>
-      <w:r>
-        <w:rPr>
-          <w:rFonts w:ascii="Sakkal Majalla" w:hAnsi="Sakkal Majalla" w:cs="Sakkal Majalla"/>
-          <w:sz w:val="28"/>
-          <w:szCs w:val="28"/>
-          <w:rtl/>
-          <w:lang w:bidi="ar-AE"/>
-        </w:rPr>
-        <w:t xml:space="preserve"> </w:t>
-      </w:r>
-      <w:r>
-        <w:rPr>
-          <w:rFonts w:ascii="Sakkal Majalla" w:hAnsi="Sakkal Majalla" w:cs="Sakkal Majalla" w:hint="cs"/>
-          <w:sz w:val="28"/>
-          <w:szCs w:val="28"/>
-          <w:rtl/>
-          <w:lang w:bidi="ar-AE"/>
-        </w:rPr>
-        <w:t>نَفْسَهُ</w:t>
-      </w:r>
-      <w:r>
-        <w:rPr>
-          <w:rFonts w:ascii="Sakkal Majalla" w:hAnsi="Sakkal Majalla" w:cs="Sakkal Majalla"/>
-          <w:sz w:val="28"/>
-          <w:szCs w:val="28"/>
-          <w:rtl/>
-          <w:lang w:bidi="ar-AE"/>
-        </w:rPr>
-        <w:t xml:space="preserve"> </w:t>
-      </w:r>
-      <w:r>
-        <w:rPr>
-          <w:rFonts w:ascii="Sakkal Majalla" w:hAnsi="Sakkal Majalla" w:cs="Sakkal Majalla" w:hint="cs"/>
-          <w:sz w:val="28"/>
-          <w:szCs w:val="28"/>
-          <w:rtl/>
-          <w:lang w:bidi="ar-AE"/>
-        </w:rPr>
-        <w:t>لأَجْلِنَا،</w:t>
-      </w:r>
-      <w:r>
-        <w:rPr>
-          <w:rFonts w:ascii="Sakkal Majalla" w:hAnsi="Sakkal Majalla" w:cs="Sakkal Majalla"/>
-          <w:sz w:val="28"/>
-          <w:szCs w:val="28"/>
-          <w:rtl/>
-          <w:lang w:bidi="ar-AE"/>
-        </w:rPr>
-        <w:t xml:space="preserve"> </w:t>
-      </w:r>
-      <w:r>
-        <w:rPr>
-          <w:rFonts w:ascii="Sakkal Majalla" w:hAnsi="Sakkal Majalla" w:cs="Sakkal Majalla" w:hint="cs"/>
-          <w:sz w:val="28"/>
-          <w:szCs w:val="28"/>
-          <w:rtl/>
-          <w:lang w:bidi="ar-AE"/>
-        </w:rPr>
-        <w:t>قُرْبَانًا</w:t>
-      </w:r>
-      <w:r>
-        <w:rPr>
-          <w:rFonts w:ascii="Sakkal Majalla" w:hAnsi="Sakkal Majalla" w:cs="Sakkal Majalla"/>
-          <w:sz w:val="28"/>
-          <w:szCs w:val="28"/>
-          <w:rtl/>
-          <w:lang w:bidi="ar-AE"/>
-        </w:rPr>
-        <w:t xml:space="preserve"> </w:t>
-      </w:r>
-      <w:r>
-        <w:rPr>
-          <w:rFonts w:ascii="Sakkal Majalla" w:hAnsi="Sakkal Majalla" w:cs="Sakkal Majalla" w:hint="cs"/>
-          <w:sz w:val="28"/>
-          <w:szCs w:val="28"/>
-          <w:rtl/>
-          <w:lang w:bidi="ar-AE"/>
-        </w:rPr>
-        <w:t>وَذَبِيحَةً</w:t>
-      </w:r>
-      <w:r>
-        <w:rPr>
-          <w:rFonts w:ascii="Sakkal Majalla" w:hAnsi="Sakkal Majalla" w:cs="Sakkal Majalla"/>
-          <w:sz w:val="28"/>
-          <w:szCs w:val="28"/>
-          <w:rtl/>
-          <w:lang w:bidi="ar-AE"/>
-        </w:rPr>
-        <w:t xml:space="preserve"> </w:t>
-      </w:r>
-      <w:r>
-        <w:rPr>
-          <w:rFonts w:ascii="Sakkal Majalla" w:hAnsi="Sakkal Majalla" w:cs="Sakkal Majalla" w:hint="cs"/>
-          <w:sz w:val="28"/>
-          <w:szCs w:val="28"/>
-          <w:rtl/>
-          <w:lang w:bidi="ar-AE"/>
-        </w:rPr>
-        <w:t>للهِ</w:t>
-      </w:r>
-      <w:r>
-        <w:rPr>
-          <w:rFonts w:ascii="Sakkal Majalla" w:hAnsi="Sakkal Majalla" w:cs="Sakkal Majalla"/>
-          <w:sz w:val="28"/>
-          <w:szCs w:val="28"/>
-          <w:rtl/>
-          <w:lang w:bidi="ar-AE"/>
-        </w:rPr>
-        <w:t xml:space="preserve"> </w:t>
-      </w:r>
-      <w:r>
-        <w:rPr>
-          <w:rFonts w:ascii="Sakkal Majalla" w:hAnsi="Sakkal Majalla" w:cs="Sakkal Majalla" w:hint="cs"/>
-          <w:sz w:val="28"/>
-          <w:szCs w:val="28"/>
-          <w:rtl/>
-          <w:lang w:bidi="ar-AE"/>
-        </w:rPr>
-        <w:t>رَائِحَةً</w:t>
-      </w:r>
-      <w:r>
-        <w:rPr>
-          <w:rFonts w:ascii="Sakkal Majalla" w:hAnsi="Sakkal Majalla" w:cs="Sakkal Majalla"/>
-          <w:sz w:val="28"/>
-          <w:szCs w:val="28"/>
-          <w:rtl/>
-          <w:lang w:bidi="ar-AE"/>
-        </w:rPr>
-        <w:t xml:space="preserve"> </w:t>
-      </w:r>
-      <w:r>
-        <w:rPr>
-          <w:rFonts w:ascii="Sakkal Majalla" w:hAnsi="Sakkal Majalla" w:cs="Sakkal Majalla" w:hint="cs"/>
-          <w:sz w:val="28"/>
-          <w:szCs w:val="28"/>
-          <w:rtl/>
-          <w:lang w:bidi="ar-AE"/>
-        </w:rPr>
-        <w:t>طَيِّبَةً</w:t>
-      </w:r>
-      <w:r>
-        <w:rPr>
-          <w:rFonts w:ascii="Sakkal Majalla" w:hAnsi="Sakkal Majalla" w:cs="Sakkal Majalla"/>
-          <w:sz w:val="28"/>
-          <w:szCs w:val="28"/>
-          <w:rtl/>
-          <w:lang w:bidi="ar-AE"/>
-        </w:rPr>
-        <w:t>.</w:t>
-      </w:r>
-      <w:r>
-        <w:rPr>
-          <w:rFonts w:ascii="Sakkal Majalla" w:hAnsi="Sakkal Majalla" w:cs="Sakkal Majalla" w:hint="cs"/>
-          <w:sz w:val="28"/>
-          <w:szCs w:val="28"/>
-          <w:rtl/>
-          <w:lang w:bidi="ar-AE"/>
-        </w:rPr>
-        <w:t>" (أفسس 5: 2).</w:t>
+        <w:t xml:space="preserve">أن </w:t>
+      </w:r>
+      <w:r>
+        <w:rPr>
+          <w:rFonts w:ascii="Sakkal Majalla" w:hAnsi="Sakkal Majalla" w:cs="Sakkal Majalla" w:hint="cs"/>
+          <w:sz w:val="28"/>
+          <w:szCs w:val="28"/>
+          <w:rtl/>
+          <w:lang w:bidi="ar-AE"/>
+        </w:rPr>
+        <w:t xml:space="preserve">الذي قيل عن إلقانا </w:t>
+      </w:r>
+      <w:r>
+        <w:rPr>
+          <w:rFonts w:ascii="Sakkal Majalla" w:hAnsi="Sakkal Majalla" w:cs="Sakkal Majalla" w:hint="cs"/>
+          <w:sz w:val="28"/>
+          <w:szCs w:val="28"/>
+          <w:rtl/>
+          <w:lang w:bidi="ar-AE"/>
+        </w:rPr>
+        <w:t>الذي</w:t>
+      </w:r>
+      <w:r>
+        <w:rPr>
+          <w:rFonts w:ascii="Sakkal Majalla" w:hAnsi="Sakkal Majalla" w:cs="Sakkal Majalla" w:hint="cs"/>
+          <w:sz w:val="28"/>
+          <w:szCs w:val="28"/>
+          <w:rtl/>
+          <w:lang w:bidi="ar-AE"/>
+        </w:rPr>
+        <w:t xml:space="preserve"> كان لديه امرأتان </w:t>
+      </w:r>
+      <w:r>
+        <w:rPr>
+          <w:rFonts w:ascii="Sakkal Majalla" w:hAnsi="Sakkal Majalla" w:cs="Sakkal Majalla" w:hint="cs"/>
+          <w:sz w:val="28"/>
+          <w:szCs w:val="28"/>
+          <w:rtl/>
+          <w:lang w:bidi="ar-AE"/>
+        </w:rPr>
+        <w:t>هو</w:t>
+      </w:r>
+      <w:r>
+        <w:rPr>
+          <w:rFonts w:ascii="Sakkal Majalla" w:hAnsi="Sakkal Majalla" w:cs="Sakkal Majalla" w:hint="cs"/>
+          <w:sz w:val="28"/>
+          <w:szCs w:val="28"/>
+          <w:rtl/>
+          <w:lang w:bidi="ar-AE"/>
+        </w:rPr>
+        <w:t xml:space="preserve"> مثال عن المسيح والتدبيرين (إسرائيل والكنيسة). حنة تمثل اليهود، الذين قُبلوا من جديد في مراحم؛ فننة تمثل الأمم كمَن وُضعت جانبًا. هذا يمكننا تمييزه في تسبحة حنة النبوية.</w:t>
       </w:r>
     </w:p>
     <w:p>
@@ -415,7 +225,67 @@
           <w:rtl/>
           <w:lang w:bidi="ar-AE"/>
         </w:rPr>
-        <w:t>إنه من الحلو وغني بالبركة لنا عندما تتجه قلوبنا نحو محبة الله وعندما ندرك هذه المحبة ونفهمها. ولكن لا يكفي أن نلفظ بلغة المحبة في أفواهنا ونعرف بأن نتكلم الكثير عن هذه المحبة. فلا بد لقلوبنا أن تكون متجهة إليها، وينبغي أن تكون ممتلئة بها ومستفيضة. عندها لن تتركنا محبة الله بلا ثمر، عندها ستكون عاملة على الدوام.</w:t>
+        <w:t xml:space="preserve">نحن نرى هنا فساد </w:t>
+      </w:r>
+      <w:r>
+        <w:rPr>
+          <w:rFonts w:ascii="Sakkal Majalla" w:hAnsi="Sakkal Majalla" w:cs="Sakkal Majalla" w:hint="cs"/>
+          <w:sz w:val="28"/>
+          <w:szCs w:val="28"/>
+          <w:rtl/>
+          <w:lang w:bidi="ar-AE"/>
+        </w:rPr>
+        <w:t>كهنة</w:t>
+      </w:r>
+      <w:r>
+        <w:rPr>
+          <w:rFonts w:ascii="Sakkal Majalla" w:hAnsi="Sakkal Majalla" w:cs="Sakkal Majalla" w:hint="cs"/>
+          <w:sz w:val="28"/>
+          <w:szCs w:val="28"/>
+          <w:rtl/>
+          <w:lang w:bidi="ar-AE"/>
+        </w:rPr>
+        <w:t xml:space="preserve"> الذبيحة، و</w:t>
+      </w:r>
+      <w:r>
+        <w:rPr>
+          <w:rFonts w:ascii="Sakkal Majalla" w:hAnsi="Sakkal Majalla" w:cs="Sakkal Majalla" w:hint="cs"/>
+          <w:sz w:val="28"/>
+          <w:szCs w:val="28"/>
+          <w:rtl/>
+          <w:lang w:bidi="ar-AE"/>
+        </w:rPr>
+        <w:t xml:space="preserve">قد </w:t>
+      </w:r>
+      <w:r>
+        <w:rPr>
+          <w:rFonts w:ascii="Sakkal Majalla" w:hAnsi="Sakkal Majalla" w:cs="Sakkal Majalla" w:hint="cs"/>
+          <w:sz w:val="28"/>
+          <w:szCs w:val="28"/>
+          <w:rtl/>
+          <w:lang w:bidi="ar-AE"/>
+        </w:rPr>
+        <w:t xml:space="preserve">نُطق </w:t>
+      </w:r>
+      <w:r>
+        <w:rPr>
+          <w:rFonts w:ascii="Sakkal Majalla" w:hAnsi="Sakkal Majalla" w:cs="Sakkal Majalla" w:hint="cs"/>
+          <w:sz w:val="28"/>
+          <w:szCs w:val="28"/>
+          <w:rtl/>
+          <w:lang w:bidi="ar-AE"/>
+        </w:rPr>
+        <w:t>ب</w:t>
+      </w:r>
+      <w:r>
+        <w:rPr>
+          <w:rFonts w:ascii="Sakkal Majalla" w:hAnsi="Sakkal Majalla" w:cs="Sakkal Majalla" w:hint="cs"/>
+          <w:sz w:val="28"/>
+          <w:szCs w:val="28"/>
+          <w:rtl/>
+          <w:lang w:bidi="ar-AE"/>
+        </w:rPr>
+        <w:t>الحُكم على بيت عالي. إن كاهن الذبيحة هارون وبنوه كانوا مثالاً للكنيسة.</w:t>
       </w:r>
     </w:p>
     <w:p>
@@ -426,6 +296,7 @@
           <w:sz w:val="28"/>
           <w:szCs w:val="28"/>
           <w:rtl/>
+          <w:lang w:bidi="ar-AE"/>
         </w:rPr>
       </w:pPr>
       <w:r>
@@ -436,164 +307,198 @@
           <w:rtl/>
           <w:lang w:bidi="ar-AE"/>
         </w:rPr>
-        <w:t xml:space="preserve">الله أعلن عن محبته العظيمة في المسيح يسوع. هو أرسل إلينا ابنه الوحيد كفارة لخطايانا. بالطبيعة نحن كنا أشرار وأعداء لله، ولكننا الآن صرنا موضوع محبته التي لا ينطق بها. هو قبلنا أولادًا له، ورثة لله وورثة مع المسيح (رومية 8: 17). هو صار إلهنا وأبونا، ويسوع بنفسه يشهد بأن الآب يحبنا مثله. نحن عمل نعمته المجيدة ومحبته، عملٌ فيه ثبتت محبة الله في </w:t>
-      </w:r>
-      <w:r>
-        <w:rPr>
-          <w:rFonts w:ascii="Sakkal Majalla" w:hAnsi="Sakkal Majalla" w:cs="Sakkal Majalla" w:hint="cs"/>
-          <w:sz w:val="28"/>
-          <w:szCs w:val="28"/>
-          <w:rtl/>
-          <w:lang w:bidi="ar-AE"/>
-        </w:rPr>
-        <w:t xml:space="preserve">ملئها. في المسيح والكنيسة محبة الله متمجّدة. هنا اخترقت أشعتها الشديدة عمق الأعماق وأعادت إليها الحياة. يسوع المسيح هو واحد مع الآب. هو أسلم نفسه لأجل الكنيسة (أفسس 5: 25). هو أخلى نفسه (حياته) لأجلنا، عندما كنا أعداء. </w:t>
-      </w:r>
-      <w:r>
-        <w:rPr>
-          <w:rFonts w:ascii="Sakkal Majalla" w:hAnsi="Sakkal Majalla" w:cs="Sakkal Majalla" w:hint="cs"/>
-          <w:sz w:val="28"/>
-          <w:szCs w:val="28"/>
-          <w:rtl/>
-          <w:lang w:bidi="ar-AE"/>
-        </w:rPr>
-        <w:t>لا يوجد أعظم من هذه المحبة. حتى وإن عرفناها، إلا أنها تفوق كل معرفة. إن فضل معرفة المسيح يفوق كل شيء ويحمل لنا فرحًا كاملاً. ما الذي سيكون عندها، عندما سنعرفه كما عُرفنا منه (قارن 1. كورنثوس 13: 12)؛ إذ من الآن يقين محبته لنا يغنينا ويسعدنا إلى هذا الحد!</w:t>
+        <w:t>إن أحداث الشعب اليهودي تحت حكم صموئيل النبي، شاول وداود</w:t>
+      </w:r>
+      <w:r>
+        <w:rPr>
+          <w:rFonts w:ascii="Sakkal Majalla" w:hAnsi="Sakkal Majalla" w:cs="Sakkal Majalla" w:hint="cs"/>
+          <w:sz w:val="28"/>
+          <w:szCs w:val="28"/>
+          <w:rtl/>
+          <w:lang w:bidi="ar-AE"/>
+        </w:rPr>
+        <w:t xml:space="preserve"> لتنصيب سليمان على العرش ترسم خطوط الأحداث المهيأة التي ستُدخل حكم المسيا؛ هذا يعني أنها تصور أرقى الحقائق التي ستحدث إلى أن يبدأ الله في العمل لأجل هذا الشعب وإلى أن يجلس يسوع على عرش داود في أورشليم.</w:t>
       </w:r>
     </w:p>
     <w:p>
       <w:pPr>
         <w:jc w:val="both"/>
         <w:rPr>
-          <w:rFonts w:ascii="Sakkal Majalla" w:hAnsi="Sakkal Majalla" w:cs="Sakkal Majalla" w:hint="cs"/>
-          <w:sz w:val="28"/>
-          <w:szCs w:val="28"/>
-          <w:rtl/>
+          <w:rFonts w:ascii="Sakkal Majalla" w:hAnsi="Sakkal Majalla" w:cs="Sakkal Majalla"/>
+          <w:sz w:val="28"/>
+          <w:szCs w:val="28"/>
+          <w:rtl/>
+          <w:lang w:bidi="ar-AE"/>
         </w:rPr>
       </w:pPr>
       <w:r>
         <w:rPr>
-          <w:rFonts w:ascii="Sakkal Majalla" w:hAnsi="Sakkal Majalla" w:cs="Sakkal Majalla"/>
-          <w:sz w:val="28"/>
-          <w:szCs w:val="28"/>
-          <w:rtl/>
-        </w:rPr>
-        <w:t xml:space="preserve">هذه </w:t>
-      </w:r>
-      <w:r>
-        <w:rPr>
-          <w:rFonts w:ascii="Sakkal Majalla" w:hAnsi="Sakkal Majalla" w:cs="Sakkal Majalla" w:hint="cs"/>
-          <w:sz w:val="28"/>
-          <w:szCs w:val="28"/>
-          <w:rtl/>
-        </w:rPr>
-        <w:t>المحبة انسكبت في قلوبنا بالروح القدس (رومية 5: 5). هي لم تتركنا كمتغربين عن الله حتى نندهش كبعيدين من هذه المحبة، وإنما قُرّبنا جدًا في المسيح، حتى أنه يمكننا أن نصرخ بكل ثقة: "يا آبا الآب!" (رومية 8: 15). نحن أوتينا بالتمام إلى شركة هذه المحبة. كل كيانها دخل فينا وهكذا تثبتنا بها، حتى أنه يحق لنا بأن نقول: "</w:t>
-      </w:r>
-      <w:r>
-        <w:rPr>
-          <w:rFonts w:ascii="Sakkal Majalla" w:hAnsi="Sakkal Majalla" w:cs="Sakkal Majalla"/>
-          <w:sz w:val="28"/>
-          <w:szCs w:val="28"/>
-          <w:rtl/>
-        </w:rPr>
-        <w:t>مَنْ سَيَفْصِلُنَا عَنْ مَحَبَّةِ الْمَسِيحِ؟ أَشِدَّةٌ أَمْ ضِيْقٌ أَمِ اضْطِهَادٌ أَمْ جُوعٌ أَمْ عُرْيٌ أَمْ خَطَرٌ أَمْ سَيْفٌ؟</w:t>
-      </w:r>
-      <w:r>
-        <w:rPr>
-          <w:rFonts w:ascii="Sakkal Majalla" w:hAnsi="Sakkal Majalla" w:cs="Sakkal Majalla" w:hint="cs"/>
-          <w:sz w:val="28"/>
-          <w:szCs w:val="28"/>
-          <w:rtl/>
-        </w:rPr>
-        <w:t>" (رومية 8: 35). لا شيء ي</w:t>
-      </w:r>
-      <w:r>
-        <w:rPr>
-          <w:rFonts w:ascii="Sakkal Majalla" w:hAnsi="Sakkal Majalla" w:cs="Sakkal Majalla"/>
-          <w:sz w:val="28"/>
-          <w:szCs w:val="28"/>
-          <w:rtl/>
-        </w:rPr>
-        <w:t xml:space="preserve">قْدِرُ أَنْ </w:t>
-      </w:r>
-      <w:r>
-        <w:rPr>
-          <w:rFonts w:ascii="Sakkal Majalla" w:hAnsi="Sakkal Majalla" w:cs="Sakkal Majalla" w:hint="cs"/>
-          <w:sz w:val="28"/>
-          <w:szCs w:val="28"/>
-          <w:rtl/>
-        </w:rPr>
-        <w:t>ي</w:t>
-      </w:r>
-      <w:r>
-        <w:rPr>
-          <w:rFonts w:ascii="Sakkal Majalla" w:hAnsi="Sakkal Majalla" w:cs="Sakkal Majalla"/>
-          <w:sz w:val="28"/>
-          <w:szCs w:val="28"/>
-          <w:rtl/>
-        </w:rPr>
-        <w:t xml:space="preserve">َفْصِلَنَا عَنْ مَحَبَّةِ اللهِ الَّتِي فِي الْمَسِيحِ يَسُوعَ رَبِّنَا. </w:t>
-      </w:r>
-      <w:r>
-        <w:rPr>
-          <w:rFonts w:ascii="Sakkal Majalla" w:hAnsi="Sakkal Majalla" w:cs="Sakkal Majalla" w:hint="cs"/>
-          <w:sz w:val="28"/>
-          <w:szCs w:val="28"/>
-          <w:rtl/>
-        </w:rPr>
-        <w:t xml:space="preserve"> (رومية 8: 39)</w:t>
-      </w:r>
-      <w:r>
-        <w:rPr>
-          <w:rFonts w:ascii="Sakkal Majalla" w:hAnsi="Sakkal Majalla" w:cs="Sakkal Majalla" w:hint="cs"/>
-          <w:sz w:val="28"/>
-          <w:szCs w:val="28"/>
-          <w:rtl/>
-        </w:rPr>
-        <w:t>. ومهما مجّدنا هذه المحبة بأفواهنا فقط، ولم نظهرها في العمل والحق، لن ندرك شركة هذه المحبة</w:t>
-      </w:r>
-      <w:r>
-        <w:rPr>
-          <w:rFonts w:ascii="Sakkal Majalla" w:hAnsi="Sakkal Majalla" w:cs="Sakkal Majalla" w:hint="cs"/>
-          <w:sz w:val="28"/>
-          <w:szCs w:val="28"/>
-          <w:rtl/>
-        </w:rPr>
-        <w:t xml:space="preserve"> وأنها انسكبت في قلوبنا. في هذا الصدد هنالك الكثير من خيبة الأمل. إن هذا دائمًا ما سيكون الحال، إن افتخرنا بمحبة الله، التي أحبتنا ونحن بعد خطاة، ولا يكون عملها فينا كما هي في الله. إن طابع أو كيان هذه المحبة هو يبقى دائمًا بلا تغير، مليء بالرحمة، الصلاح والصبر. "</w:t>
-      </w:r>
-      <w:r>
-        <w:rPr>
-          <w:rFonts w:ascii="Sakkal Majalla" w:hAnsi="Sakkal Majalla" w:cs="Sakkal Majalla"/>
-          <w:sz w:val="28"/>
-          <w:szCs w:val="28"/>
-          <w:rtl/>
-        </w:rPr>
-        <w:t xml:space="preserve"> 4 الْمَحَبَّةُ تَتَأَنَّى وَتَرْفُقُ. الْمَحَبَّةُ لاَ تَحْسِدُ. الْمَحَبَّةُ لاَ تَتَفَاخَرُ، وَلاَ تَنْتَفِخُ،  5 وَلاَ تُقَبِّحُ، وَلاَ تَطْلُبُ مَا لِنَفْسِهَا، وَلاَ تَحْتَدُّ، وَلاَ تَظُنُّ السُّؤَ،  6 وَلاَ تَفْرَحُ بِالإِثْمِ بَلْ تَفْرَحُ بِالْحَقِّ،  7 وَتَحْتَمِلُ كُلَّ شَيْءٍ، وَتُصَدِّقُ كُلَّ شَيْءٍ، وَتَرْجُو كُلَّ شَيْءٍ، وَتَصْبِرُ عَلَى كُلِّ شَيْءٍ.</w:t>
-      </w:r>
-      <w:r>
-        <w:rPr>
-          <w:rFonts w:ascii="Sakkal Majalla" w:hAnsi="Sakkal Majalla" w:cs="Sakkal Majalla" w:hint="cs"/>
-          <w:sz w:val="28"/>
-          <w:szCs w:val="28"/>
-          <w:rtl/>
-        </w:rPr>
-        <w:t>" (1. كورنثوس 13: 4 - 7). هذا هو طابع المحبة، ودائمًا ما ستُعلن عن ذاتها في هذا العالم. إن امتلأنا بها فإننا سننسى أنفسنا تمامًا؛ فهي دائمًا توجّه أنظارنا إلى خير الآخري</w:t>
-      </w:r>
-      <w:r>
-        <w:rPr>
-          <w:rFonts w:ascii="Sakkal Majalla" w:hAnsi="Sakkal Majalla" w:cs="Sakkal Majalla" w:hint="cs"/>
-          <w:sz w:val="28"/>
-          <w:szCs w:val="28"/>
-          <w:rtl/>
-        </w:rPr>
-        <w:t xml:space="preserve">ن. يسوع المسيح احتمل الصليب </w:t>
-      </w:r>
-      <w:r>
-        <w:rPr>
-          <w:rFonts w:ascii="Sakkal Majalla" w:hAnsi="Sakkal Majalla" w:cs="Sakkal Majalla" w:hint="cs"/>
-          <w:sz w:val="28"/>
-          <w:szCs w:val="28"/>
-          <w:rtl/>
-        </w:rPr>
-        <w:t>مستهينًا بالخزي وإخلاصه أتى لنا بخلاص لا يُنطق به.</w:t>
+          <w:rFonts w:ascii="Sakkal Majalla" w:hAnsi="Sakkal Majalla" w:cs="Sakkal Majalla" w:hint="cs"/>
+          <w:sz w:val="28"/>
+          <w:szCs w:val="28"/>
+          <w:rtl/>
+          <w:lang w:bidi="ar-AE"/>
+        </w:rPr>
+        <w:t xml:space="preserve">كلمة الله التي صارت لعالي هي الشهادة التي ينطق بها الله ضد كهنة الذبيحة قبل إيقاع دينونته. الكنيسة </w:t>
+      </w:r>
+      <w:r>
+        <w:rPr>
+          <w:rFonts w:ascii="Sakkal Majalla" w:hAnsi="Sakkal Majalla" w:cs="Sakkal Majalla" w:hint="cs"/>
+          <w:sz w:val="28"/>
+          <w:szCs w:val="28"/>
+          <w:rtl/>
+          <w:lang w:bidi="ar-AE"/>
+        </w:rPr>
+        <w:t>التي لها علم بما سيحدث ينبغي عليها أيضًا أن تقدم شهادة، أن الله سيدين المسيحية الوثنية وسيرفضها. إن دينونة الله ستقع على الذين لهم نصيب في إدخال الفساد إلى الكنيسة.</w:t>
+      </w:r>
+    </w:p>
+    <w:p>
+      <w:pPr>
+        <w:jc w:val="both"/>
+        <w:rPr>
+          <w:rFonts w:ascii="Sakkal Majalla" w:hAnsi="Sakkal Majalla" w:cs="Sakkal Majalla"/>
+          <w:sz w:val="28"/>
+          <w:szCs w:val="28"/>
+          <w:rtl/>
+          <w:lang w:bidi="ar-AE"/>
+        </w:rPr>
+      </w:pPr>
+      <w:r>
+        <w:rPr>
+          <w:rFonts w:ascii="Sakkal Majalla" w:hAnsi="Sakkal Majalla" w:cs="Sakkal Majalla" w:hint="cs"/>
+          <w:sz w:val="28"/>
+          <w:szCs w:val="28"/>
+          <w:rtl/>
+          <w:lang w:bidi="ar-AE"/>
+        </w:rPr>
+        <w:t>تحت حُكم رئيس الكهنوت عالي وابنيه يبتدئ القضاء ليتم في نظام هذه الأمور. كرئيس للكهنة لم يكن لعالي عطية التمييز المطلوبة؛ ففي هذا الحال لا يكون في وسع الأذن أن تستقبل ما يمكن تحسينه؛ والملفت هو العلامة المقدمة لعالي، القضاء بحد ذاته، الذي سيوقع به الله بنفسه (إصحاح 2: 34).</w:t>
+      </w:r>
+    </w:p>
+    <w:p>
+      <w:pPr>
+        <w:jc w:val="both"/>
+        <w:rPr>
+          <w:rFonts w:ascii="Sakkal Majalla" w:hAnsi="Sakkal Majalla" w:cs="Sakkal Majalla"/>
+          <w:sz w:val="28"/>
+          <w:szCs w:val="28"/>
+          <w:rtl/>
+          <w:lang w:bidi="ar-AE"/>
+        </w:rPr>
+      </w:pPr>
+      <w:r>
+        <w:rPr>
+          <w:rFonts w:ascii="Sakkal Majalla" w:hAnsi="Sakkal Majalla" w:cs="Sakkal Majalla" w:hint="cs"/>
+          <w:sz w:val="28"/>
+          <w:szCs w:val="28"/>
+          <w:rtl/>
+          <w:lang w:bidi="ar-AE"/>
+        </w:rPr>
+        <w:t>إن الحكم على بيت عالي</w:t>
+      </w:r>
+      <w:r>
+        <w:rPr>
+          <w:rFonts w:ascii="Sakkal Majalla" w:hAnsi="Sakkal Majalla" w:cs="Sakkal Majalla" w:hint="cs"/>
+          <w:sz w:val="28"/>
+          <w:szCs w:val="28"/>
+          <w:rtl/>
+          <w:lang w:bidi="ar-AE"/>
+        </w:rPr>
+        <w:t xml:space="preserve"> تم زمن تنصيب سليمان على العرش (1. كورنثوس 2: 25، 37). </w:t>
+      </w:r>
+      <w:r>
+        <w:rPr>
+          <w:rFonts w:ascii="Sakkal Majalla" w:hAnsi="Sakkal Majalla" w:cs="Sakkal Majalla" w:hint="cs"/>
+          <w:sz w:val="28"/>
+          <w:szCs w:val="28"/>
+          <w:rtl/>
+          <w:lang w:bidi="ar-AE"/>
+        </w:rPr>
+        <w:t>الرئاسة الكهنوتية المثبتة على يد سليمان، نُطق بها بكلمة الأزلي الأبدي على يد رجل الله لعالي؛ وهو رئيس كهنة مضمون ...  سيقف إلى الأبد أمام مسيحه (عدد 35). إن تحقيق هذا المثال ممثلاً في مُلك سليمان</w:t>
+      </w:r>
+      <w:r>
+        <w:rPr>
+          <w:rFonts w:ascii="Sakkal Majalla" w:hAnsi="Sakkal Majalla" w:cs="Sakkal Majalla" w:hint="cs"/>
+          <w:sz w:val="28"/>
+          <w:szCs w:val="28"/>
+          <w:rtl/>
+          <w:lang w:bidi="ar-AE"/>
+        </w:rPr>
+        <w:t>، سيحدث عند جلوس المسيح على عرش مجده في أورشليم؛ إنها الرئاسة الكهنوتية المُخبَر بها في وصف ترتيب الهيكل (حزقيال 44: 15).</w:t>
+      </w:r>
+    </w:p>
+    <w:p>
+      <w:pPr>
+        <w:jc w:val="both"/>
+        <w:rPr>
+          <w:rFonts w:ascii="Sakkal Majalla" w:hAnsi="Sakkal Majalla" w:cs="Sakkal Majalla"/>
+          <w:sz w:val="28"/>
+          <w:szCs w:val="28"/>
+          <w:rtl/>
+          <w:lang w:bidi="ar-AE"/>
+        </w:rPr>
+      </w:pPr>
+      <w:r>
+        <w:rPr>
+          <w:rFonts w:ascii="Sakkal Majalla" w:hAnsi="Sakkal Majalla" w:cs="Sakkal Majalla" w:hint="cs"/>
+          <w:sz w:val="28"/>
+          <w:szCs w:val="28"/>
+          <w:rtl/>
+          <w:lang w:bidi="ar-AE"/>
+        </w:rPr>
+        <w:t xml:space="preserve">هارون وبنوه مثلوا الرئاسة الكهنوتية السماوية في الطابع والمركز التي اتخذها يسوع من بعد قيامته؛ إن مركز الكنيسة هي ذات مركز المسيح كإنسان ممجد أمام الله الآب. هذه المنظورة كنائبة لما هو مرفوض، هي أمام مسيحه. إنها رئاسة كهنوتية في مقام مختلف. الأول هو سماوي، الذي تم تصويره في خيمة الاجتماع، أمثلة للأمور السماوية (عبرانيين 9: 24). المقام الآخر هو على الأرض لهيكل أورشليم، في أيام سيجلس فيها المسيا على عرش داود. الرئاسة الكهنوتية لن تسقط، ولا الشعب اليهودي المُعاد تشكليه؛ لأن المسيح سيسترد الحكم ليده. </w:t>
+      </w:r>
+      <w:r>
+        <w:rPr>
+          <w:rFonts w:ascii="Sakkal Majalla" w:hAnsi="Sakkal Majalla" w:cs="Sakkal Majalla" w:hint="cs"/>
+          <w:sz w:val="28"/>
+          <w:szCs w:val="28"/>
+          <w:rtl/>
+          <w:lang w:bidi="ar-AE"/>
+        </w:rPr>
+        <w:t>كل ما وضع بين يدي الإنسان في مسؤولية كان يمكنه ان يسقط فعلاً؛ لكن الله بنعمته حصل على الاختيار. له كل المجد والإكرام.</w:t>
+      </w:r>
+    </w:p>
+    <w:p>
+      <w:pPr>
+        <w:jc w:val="both"/>
+        <w:rPr>
+          <w:rFonts w:ascii="Sakkal Majalla" w:hAnsi="Sakkal Majalla" w:cs="Sakkal Majalla"/>
+          <w:sz w:val="28"/>
+          <w:szCs w:val="28"/>
+          <w:rtl/>
+          <w:lang w:bidi="ar-AE"/>
+        </w:rPr>
+      </w:pPr>
+      <w:r>
+        <w:rPr>
+          <w:rFonts w:ascii="Sakkal Majalla" w:hAnsi="Sakkal Majalla" w:cs="Sakkal Majalla" w:hint="cs"/>
+          <w:sz w:val="28"/>
+          <w:szCs w:val="28"/>
+          <w:rtl/>
+          <w:lang w:bidi="ar-AE"/>
+        </w:rPr>
+        <w:t xml:space="preserve">إننا نستمد تعليمًا في غاية الأهمية من الأمم، من الأعداد 27 و 28 من الإصحاح 2. </w:t>
+      </w:r>
+    </w:p>
+    <w:p>
+      <w:pPr>
+        <w:jc w:val="both"/>
+        <w:rPr>
+          <w:rFonts w:ascii="Sakkal Majalla" w:hAnsi="Sakkal Majalla" w:cs="Sakkal Majalla"/>
+          <w:sz w:val="28"/>
+          <w:szCs w:val="28"/>
+          <w:lang w:bidi="ar-AE"/>
+        </w:rPr>
+      </w:pPr>
+      <w:r>
+        <w:rPr>
+          <w:rFonts w:ascii="Sakkal Majalla" w:hAnsi="Sakkal Majalla" w:cs="Sakkal Majalla" w:hint="cs"/>
+          <w:sz w:val="28"/>
+          <w:szCs w:val="28"/>
+          <w:rtl/>
+          <w:lang w:bidi="ar-AE"/>
+        </w:rPr>
+        <w:t>(95)</w:t>
       </w:r>
       <w:bookmarkStart w:id="0" w:name="_GoBack"/>
       <w:bookmarkEnd w:id="0"/>
@@ -627,7 +532,7 @@
       </w:pPr>
     </w:pPrDefault>
   </w:docDefaults>
-  <w:latentStyles w:defLockedState="0" w:defUIPriority="99" w:defSemiHidden="0" w:defUnhideWhenUsed="0" w:defQFormat="0" w:count="375">
+  <w:latentStyles w:defLockedState="0" w:defUIPriority="99" w:defSemiHidden="0" w:defUnhideWhenUsed="0" w:defQFormat="0" w:count="376">
     <w:lsdException w:name="Normal" w:uiPriority="0" w:qFormat="1"/>
     <w:lsdException w:name="heading 1" w:uiPriority="9" w:qFormat="1"/>
     <w:lsdException w:name="heading 2" w:semiHidden="1" w:uiPriority="9" w:unhideWhenUsed="1" w:qFormat="1"/>
@@ -1003,6 +908,7 @@
     <w:lsdException w:name="Smart Hyperlink" w:semiHidden="1" w:unhideWhenUsed="1"/>
     <w:lsdException w:name="Hashtag" w:semiHidden="1" w:unhideWhenUsed="1"/>
     <w:lsdException w:name="Unresolved Mention" w:semiHidden="1" w:unhideWhenUsed="1"/>
+    <w:lsdException w:name="Smart Link" w:semiHidden="1" w:unhideWhenUsed="1"/>
   </w:latentStyles>
   <w:style w:type="paragraph" w:default="1" w:styleId="Normal">
     <w:name w:val="Normal"/>
